--- a/Documentation/FD04-EPIS-Informe SAD de Proyecto.docx
+++ b/Documentation/FD04-EPIS-Informe SAD de Proyecto.docx
@@ -1374,6 +1374,68 @@
           </w:p>
         </w:tc>
       </w:tr>
+      <w:tr>
+        <w:tc>
+          <w:tcPr>
+            <w:tcW w:type="dxa" w:w="850"/>
+          </w:tcPr>
+          <w:p>
+            <w:r>
+              <w:t>3.0</w:t>
+            </w:r>
+          </w:p>
+        </w:tc>
+        <w:tc>
+          <w:tcPr>
+            <w:tcW w:type="dxa" w:w="1250"/>
+          </w:tcPr>
+          <w:p>
+            <w:r>
+              <w:t>CCL</w:t>
+            </w:r>
+          </w:p>
+        </w:tc>
+        <w:tc>
+          <w:tcPr>
+            <w:tcW w:type="dxa" w:w="1250"/>
+          </w:tcPr>
+          <w:p>
+            <w:r>
+              <w:t>AFR</w:t>
+            </w:r>
+          </w:p>
+        </w:tc>
+        <w:tc>
+          <w:tcPr>
+            <w:tcW w:type="dxa" w:w="1250"/>
+          </w:tcPr>
+          <w:p>
+            <w:r>
+              <w:t>AFR</w:t>
+            </w:r>
+          </w:p>
+        </w:tc>
+        <w:tc>
+          <w:tcPr>
+            <w:tcW w:type="dxa" w:w="1400"/>
+          </w:tcPr>
+          <w:p>
+            <w:r>
+              <w:t>Septiembre 2026</w:t>
+            </w:r>
+          </w:p>
+        </w:tc>
+        <w:tc>
+          <w:tcPr>
+            <w:tcW w:type="dxa" w:w="3360"/>
+          </w:tcPr>
+          <w:p>
+            <w:r>
+              <w:t>Actualización: Sprint 13 — API de interoperabilidad institucional (MINSA/DIRESA/SINADEF, RF-013) en el backend, capa de validación clínica con datos de wearables (RF-014) en el servicio de IA, y rediseño del Panel del médico.</w:t>
+            </w:r>
+          </w:p>
+        </w:tc>
+      </w:tr>
     </w:tbl>
     <w:p/>
     <w:p>
@@ -2582,6 +2644,72 @@
                 <w:szCs w:val="19"/>
               </w:rPr>
               <w:t>Estándar de interoperabilidad para información de salud.</w:t>
+            </w:r>
+          </w:p>
+        </w:tc>
+      </w:tr>
+      <w:tr>
+        <w:tc>
+          <w:tcPr>
+            <w:tcW w:type="dxa" w:w="2000"/>
+          </w:tcPr>
+          <w:p>
+            <w:r>
+              <w:t>MINSA</w:t>
+            </w:r>
+          </w:p>
+        </w:tc>
+        <w:tc>
+          <w:tcPr>
+            <w:tcW w:type="dxa" w:w="5960"/>
+          </w:tcPr>
+          <w:p>
+            <w:r>
+              <w:t>Ministerio de Salud del Perú.</w:t>
+            </w:r>
+          </w:p>
+        </w:tc>
+      </w:tr>
+      <w:tr>
+        <w:tc>
+          <w:tcPr>
+            <w:tcW w:type="dxa" w:w="2000"/>
+          </w:tcPr>
+          <w:p>
+            <w:r>
+              <w:t>SINADEF</w:t>
+            </w:r>
+          </w:p>
+        </w:tc>
+        <w:tc>
+          <w:tcPr>
+            <w:tcW w:type="dxa" w:w="5960"/>
+          </w:tcPr>
+          <w:p>
+            <w:r>
+              <w:t>Sistema Informático Nacional de Defunciones.</w:t>
+            </w:r>
+          </w:p>
+        </w:tc>
+      </w:tr>
+      <w:tr>
+        <w:tc>
+          <w:tcPr>
+            <w:tcW w:type="dxa" w:w="2000"/>
+          </w:tcPr>
+          <w:p>
+            <w:r>
+              <w:t>Wearable</w:t>
+            </w:r>
+          </w:p>
+        </w:tc>
+        <w:tc>
+          <w:tcPr>
+            <w:tcW w:type="dxa" w:w="5960"/>
+          </w:tcPr>
+          <w:p>
+            <w:r>
+              <w:t>Dispositivo portátil (smartwatch, pulsera) que mide signos vitales del paciente.</w:t>
             </w:r>
           </w:p>
         </w:tc>
@@ -6147,6 +6275,90 @@
                 <w:szCs w:val="19"/>
               </w:rPr>
               <w:t>Baja</w:t>
+            </w:r>
+          </w:p>
+        </w:tc>
+      </w:tr>
+      <w:tr>
+        <w:tc>
+          <w:tcPr>
+            <w:tcW w:type="dxa" w:w="900"/>
+          </w:tcPr>
+          <w:p>
+            <w:r>
+              <w:t>RF-013</w:t>
+            </w:r>
+          </w:p>
+        </w:tc>
+        <w:tc>
+          <w:tcPr>
+            <w:tcW w:type="dxa" w:w="2100"/>
+          </w:tcPr>
+          <w:p>
+            <w:r>
+              <w:t>Interoperabilidad institucional (MINSA/DIRESA/SINADEF)</w:t>
+            </w:r>
+          </w:p>
+        </w:tc>
+        <w:tc>
+          <w:tcPr>
+            <w:tcW w:type="dxa" w:w="3960"/>
+          </w:tcPr>
+          <w:p>
+            <w:r>
+              <w:t>API institucional con autenticación por API Key, control de alcances (scopes), límite de solicitudes y bitácora de auditoría.</w:t>
+            </w:r>
+          </w:p>
+        </w:tc>
+        <w:tc>
+          <w:tcPr>
+            <w:tcW w:type="dxa" w:w="1000"/>
+          </w:tcPr>
+          <w:p>
+            <w:r>
+              <w:t>Alta</w:t>
+            </w:r>
+          </w:p>
+        </w:tc>
+      </w:tr>
+      <w:tr>
+        <w:tc>
+          <w:tcPr>
+            <w:tcW w:type="dxa" w:w="900"/>
+          </w:tcPr>
+          <w:p>
+            <w:r>
+              <w:t>RF-014</w:t>
+            </w:r>
+          </w:p>
+        </w:tc>
+        <w:tc>
+          <w:tcPr>
+            <w:tcW w:type="dxa" w:w="2100"/>
+          </w:tcPr>
+          <w:p>
+            <w:r>
+              <w:t>Wearables como validación clínica</w:t>
+            </w:r>
+          </w:p>
+        </w:tc>
+        <w:tc>
+          <w:tcPr>
+            <w:tcW w:type="dxa" w:w="3960"/>
+          </w:tcPr>
+          <w:p>
+            <w:r>
+              <w:t>Capa de validación clínica basada en reglas que usa signos vitales de wearables (frecuencia cardíaca, SpO2) para ajustar o confirmar las predicciones de la IA, con reversión automática si el dato no es confiable.</w:t>
+            </w:r>
+          </w:p>
+        </w:tc>
+        <w:tc>
+          <w:tcPr>
+            <w:tcW w:type="dxa" w:w="1000"/>
+          </w:tcPr>
+          <w:p>
+            <w:r>
+              <w:t>Alta</w:t>
             </w:r>
           </w:p>
         </w:tc>
@@ -8428,6 +8640,70 @@
           </w:p>
         </w:tc>
       </w:tr>
+      <w:tr>
+        <w:tc>
+          <w:tcPr>
+            <w:tcW w:type="dxa" w:w="1000"/>
+          </w:tcPr>
+          <w:p>
+            <w:r>
+              <w:t>CU-006</w:t>
+            </w:r>
+          </w:p>
+        </w:tc>
+        <w:tc>
+          <w:tcPr>
+            <w:tcW w:type="dxa" w:w="4460"/>
+          </w:tcPr>
+          <w:p>
+            <w:r>
+              <w:t>Consulta institucional de datos epidemiológicos</w:t>
+            </w:r>
+          </w:p>
+        </w:tc>
+        <w:tc>
+          <w:tcPr>
+            <w:tcW w:type="dxa" w:w="2500"/>
+          </w:tcPr>
+          <w:p>
+            <w:r>
+              <w:t>Sistema institucional externo (MINSA/DIRESA/SINADEF)</w:t>
+            </w:r>
+          </w:p>
+        </w:tc>
+      </w:tr>
+      <w:tr>
+        <w:tc>
+          <w:tcPr>
+            <w:tcW w:type="dxa" w:w="1000"/>
+          </w:tcPr>
+          <w:p>
+            <w:r>
+              <w:t>CU-007</w:t>
+            </w:r>
+          </w:p>
+        </w:tc>
+        <w:tc>
+          <w:tcPr>
+            <w:tcW w:type="dxa" w:w="4460"/>
+          </w:tcPr>
+          <w:p>
+            <w:r>
+              <w:t>Validación de predicción con datos de wearables</w:t>
+            </w:r>
+          </w:p>
+        </w:tc>
+        <w:tc>
+          <w:tcPr>
+            <w:tcW w:type="dxa" w:w="2500"/>
+          </w:tcPr>
+          <w:p>
+            <w:r>
+              <w:t>Paciente, Sistema de IA</w:t>
+            </w:r>
+          </w:p>
+        </w:tc>
+      </w:tr>
     </w:tbl>
     <w:p>
       <w:pPr>
@@ -9230,6 +9506,196 @@
     </w:p>
     <w:p>
       <w:pPr>
+        <w:pStyle w:val="Ttulo3"/>
+      </w:pPr>
+      <w:r>
+        <w:t>CU-006: Consulta institucional de datos epidemiológicos (MINSA/DIRESA/SINADEF)</w:t>
+      </w:r>
+    </w:p>
+    <w:p>
+      <w:pPr/>
+      <w:r>
+        <w:t>Actor principal: Sistema institucional externo (MINSA/DIRESA/SINADEF).</w:t>
+      </w:r>
+    </w:p>
+    <w:p>
+      <w:pPr/>
+      <w:r>
+        <w:t>Precondiciones: La institución cuenta con una API Key vigente y un alcance (scope) autorizado para el recurso solicitado.</w:t>
+      </w:r>
+    </w:p>
+    <w:p>
+      <w:pPr/>
+      <w:r>
+        <w:rPr>
+          <w:b/>
+        </w:rPr>
+        <w:t>Flujo principal:</w:t>
+      </w:r>
+    </w:p>
+    <w:p>
+      <w:pPr>
+        <w:pStyle w:val="Prrafodelista"/>
+        <w:numPr>
+          <w:ilvl w:val="0"/>
+          <w:numId w:val="105"/>
+        </w:numPr>
+      </w:pPr>
+      <w:r>
+        <w:t>El sistema institucional envía una solicitud HTTP a la API institucional incluyendo su API Key.</w:t>
+      </w:r>
+    </w:p>
+    <w:p>
+      <w:pPr>
+        <w:pStyle w:val="Prrafodelista"/>
+        <w:numPr>
+          <w:ilvl w:val="0"/>
+          <w:numId w:val="105"/>
+        </w:numPr>
+      </w:pPr>
+      <w:r>
+        <w:t>El sistema valida la API Key y verifica que el alcance solicitado esté autorizado.</w:t>
+      </w:r>
+    </w:p>
+    <w:p>
+      <w:pPr>
+        <w:pStyle w:val="Prrafodelista"/>
+        <w:numPr>
+          <w:ilvl w:val="0"/>
+          <w:numId w:val="105"/>
+        </w:numPr>
+      </w:pPr>
+      <w:r>
+        <w:t>El sistema aplica el límite de solicitudes (rate limiting) configurado.</w:t>
+      </w:r>
+    </w:p>
+    <w:p>
+      <w:pPr>
+        <w:pStyle w:val="Prrafodelista"/>
+        <w:numPr>
+          <w:ilvl w:val="0"/>
+          <w:numId w:val="105"/>
+        </w:numPr>
+      </w:pPr>
+      <w:r>
+        <w:t>El sistema registra la solicitud en la bitácora de auditoría.</w:t>
+      </w:r>
+    </w:p>
+    <w:p>
+      <w:pPr>
+        <w:pStyle w:val="Prrafodelista"/>
+        <w:numPr>
+          <w:ilvl w:val="0"/>
+          <w:numId w:val="105"/>
+        </w:numPr>
+      </w:pPr>
+      <w:r>
+        <w:t>El sistema devuelve los datos epidemiológicos o de mortalidad respiratoria solicitados.</w:t>
+      </w:r>
+    </w:p>
+    <w:p>
+      <w:pPr/>
+      <w:r>
+        <w:t>Postcondiciones: Datos epidemiológicos entregados a la institución y solicitud registrada en auditoría.</w:t>
+      </w:r>
+    </w:p>
+    <w:p>
+      <w:pPr>
+        <w:pStyle w:val="Ttulo3"/>
+      </w:pPr>
+      <w:r>
+        <w:t>CU-007: Validación de predicción con datos de wearables</w:t>
+      </w:r>
+    </w:p>
+    <w:p>
+      <w:pPr/>
+      <w:r>
+        <w:t>Actor principal: Paciente. Actor secundario: Sistema de IA.</w:t>
+      </w:r>
+    </w:p>
+    <w:p>
+      <w:pPr/>
+      <w:r>
+        <w:t>Precondiciones: El paciente ha vinculado un dispositivo wearable y el sistema ha generado una predicción de riesgo respiratorio.</w:t>
+      </w:r>
+    </w:p>
+    <w:p>
+      <w:pPr/>
+      <w:r>
+        <w:rPr>
+          <w:b/>
+        </w:rPr>
+        <w:t>Flujo principal:</w:t>
+      </w:r>
+    </w:p>
+    <w:p>
+      <w:pPr>
+        <w:pStyle w:val="Prrafodelista"/>
+        <w:numPr>
+          <w:ilvl w:val="0"/>
+          <w:numId w:val="106"/>
+        </w:numPr>
+      </w:pPr>
+      <w:r>
+        <w:t>El sistema obtiene los signos vitales recientes del wearable del paciente (frecuencia cardíaca, SpO2).</w:t>
+      </w:r>
+    </w:p>
+    <w:p>
+      <w:pPr>
+        <w:pStyle w:val="Prrafodelista"/>
+        <w:numPr>
+          <w:ilvl w:val="0"/>
+          <w:numId w:val="106"/>
+        </w:numPr>
+      </w:pPr>
+      <w:r>
+        <w:t>La capa de validación clínica aplica reglas sobre la predicción generada por la IA.</w:t>
+      </w:r>
+    </w:p>
+    <w:p>
+      <w:pPr>
+        <w:pStyle w:val="Prrafodelista"/>
+        <w:numPr>
+          <w:ilvl w:val="0"/>
+          <w:numId w:val="106"/>
+        </w:numPr>
+      </w:pPr>
+      <w:r>
+        <w:t>El sistema ajusta el nivel de riesgo si los signos vitales indican una inconsistencia clínicamente relevante.</w:t>
+      </w:r>
+    </w:p>
+    <w:p>
+      <w:pPr>
+        <w:pStyle w:val="Prrafodelista"/>
+        <w:numPr>
+          <w:ilvl w:val="0"/>
+          <w:numId w:val="106"/>
+        </w:numPr>
+      </w:pPr>
+      <w:r>
+        <w:t>Si el signo vital no es confiable, el sistema revierte automáticamente al resultado original de la IA.</w:t>
+      </w:r>
+    </w:p>
+    <w:p>
+      <w:pPr>
+        <w:pStyle w:val="Prrafodelista"/>
+        <w:numPr>
+          <w:ilvl w:val="0"/>
+          <w:numId w:val="106"/>
+        </w:numPr>
+      </w:pPr>
+      <w:r>
+        <w:t>El usuario recibe la predicción validada, con indicación de si fue ajustada por datos del wearable.</w:t>
+      </w:r>
+    </w:p>
+    <w:p>
+      <w:pPr/>
+      <w:r>
+        <w:t>Postcondiciones: Predicción de riesgo validada (y ajustada de ser necesario) mostrada al paciente y/o médico.</w:t>
+      </w:r>
+    </w:p>
+    <w:p>
+      <w:pPr>
         <w:pStyle w:val="Ttulo1"/>
         <w:spacing w:before="240" w:after="120"/>
       </w:pPr>
@@ -9256,6 +9722,12 @@
       </w:pPr>
       <w:r>
         <w:t>En el nivel de contexto, RespiCare interactúa con tres tipos de usuario (paciente, médico y administrador) y con sistemas externos de salud (DIRESA/MINSA). El backend orquesta las peticiones y delega el procesamiento de IA al microservicio especializado, que a su vez consume los modelos entrenados.</w:t>
+      </w:r>
+    </w:p>
+    <w:p>
+      <w:pPr/>
+      <w:r>
+        <w:t>A partir del Sprint 13, el backend expone además una API institucional de interoperabilidad (especificación OpenAPI en backend/openapi/institutional-api.yaml) para MINSA, DIRESA y SINADEF, y el servicio de IA incorpora una capa de validación clínica basada en reglas que consume signos vitales de wearables (BLE, Health Connect, HealthKit) como dato de apoyo, sin modificar el pipeline de modelos ya entrenado.</w:t>
       </w:r>
     </w:p>
     <w:p>
@@ -9985,6 +10457,70 @@
                 <w:szCs w:val="19"/>
               </w:rPr>
               <w:t>Gestión y personalización del contenido preventivo.</w:t>
+            </w:r>
+          </w:p>
+        </w:tc>
+      </w:tr>
+      <w:tr>
+        <w:tc>
+          <w:tcPr>
+            <w:tcW w:type="dxa" w:w="2400"/>
+          </w:tcPr>
+          <w:p>
+            <w:r>
+              <w:t>Interoperabilidad institucional</w:t>
+            </w:r>
+          </w:p>
+        </w:tc>
+        <w:tc>
+          <w:tcPr>
+            <w:tcW w:type="dxa" w:w="2200"/>
+          </w:tcPr>
+          <w:p>
+            <w:r>
+              <w:t>Backend (Node.js)</w:t>
+            </w:r>
+          </w:p>
+        </w:tc>
+        <w:tc>
+          <w:tcPr>
+            <w:tcW w:type="dxa" w:w="3360"/>
+          </w:tcPr>
+          <w:p>
+            <w:r>
+              <w:t>Expone datos epidemiológicos a MINSA, DIRESA y SINADEF mediante API Key, scopes, rate limiting y auditoría.</w:t>
+            </w:r>
+          </w:p>
+        </w:tc>
+      </w:tr>
+      <w:tr>
+        <w:tc>
+          <w:tcPr>
+            <w:tcW w:type="dxa" w:w="2400"/>
+          </w:tcPr>
+          <w:p>
+            <w:r>
+              <w:t>Validación clínica con wearables</w:t>
+            </w:r>
+          </w:p>
+        </w:tc>
+        <w:tc>
+          <w:tcPr>
+            <w:tcW w:type="dxa" w:w="2200"/>
+          </w:tcPr>
+          <w:p>
+            <w:r>
+              <w:t>FastAPI (Python)</w:t>
+            </w:r>
+          </w:p>
+        </w:tc>
+        <w:tc>
+          <w:tcPr>
+            <w:tcW w:type="dxa" w:w="3360"/>
+          </w:tcPr>
+          <w:p>
+            <w:r>
+              <w:t>Aplica reglas clínicas sobre signos vitales (frecuencia cardíaca, SpO2) para validar o ajustar las predicciones de la IA, con reversión automática al resultado del modelo si el dato no es confiable.</w:t>
             </w:r>
           </w:p>
         </w:tc>
@@ -14968,24 +15504,9 @@
           <w:ilvl w:val="0"/>
           <w:numId w:val="2"/>
         </w:numPr>
-        <w:spacing w:after="60" w:line="264" w:lineRule="auto"/>
-        <w:jc w:val="both"/>
-      </w:pPr>
-      <w:r>
-        <w:t>Enrutamiento con Next.js App Router y validación de formularios.</w:t>
-      </w:r>
-    </w:p>
-    <w:p>
-      <w:pPr>
-        <w:spacing w:after="120" w:line="276" w:lineRule="auto"/>
-        <w:jc w:val="both"/>
-      </w:pPr>
-      <w:r>
-        <w:rPr>
-          <w:b/>
-          <w:bCs/>
-        </w:rPr>
-        <w:t>Componentes de lógica de negocio (backend):</w:t>
+      </w:pPr>
+      <w:r>
+        <w:t>Panel del médico (/monitoring) con tarjetas de estadísticas, tabla de pacientes y tendencia de SpO2, alimentado por la capa de validación clínica con wearables.</w:t>
       </w:r>
     </w:p>
     <w:p>
@@ -14999,7 +15520,20 @@
         <w:jc w:val="both"/>
       </w:pPr>
       <w:r>
-        <w:t>Módulo de autenticación: validación JWT, sesiones y roles.</w:t>
+        <w:t>Enrutamiento con Next.js App Router y validación de formularios.</w:t>
+      </w:r>
+    </w:p>
+    <w:p>
+      <w:pPr>
+        <w:spacing w:after="120" w:line="276" w:lineRule="auto"/>
+        <w:jc w:val="both"/>
+      </w:pPr>
+      <w:r>
+        <w:rPr>
+          <w:b/>
+          <w:bCs/>
+        </w:rPr>
+        <w:t>Componentes de lógica de negocio (backend):</w:t>
       </w:r>
     </w:p>
     <w:p>
@@ -15013,7 +15547,7 @@
         <w:jc w:val="both"/>
       </w:pPr>
       <w:r>
-        <w:t>Servicio de integración con IA (AIIntegrationService) con circuit breaker.</w:t>
+        <w:t>Módulo de autenticación: validación JWT, sesiones y roles.</w:t>
       </w:r>
     </w:p>
     <w:p>
@@ -15027,20 +15561,19 @@
         <w:jc w:val="both"/>
       </w:pPr>
       <w:r>
-        <w:t>Motor de alertas y generador de reportes.</w:t>
-      </w:r>
-    </w:p>
-    <w:p>
-      <w:pPr>
-        <w:spacing w:after="120" w:line="276" w:lineRule="auto"/>
-        <w:jc w:val="both"/>
-      </w:pPr>
-      <w:r>
-        <w:rPr>
-          <w:b/>
-          <w:bCs/>
-        </w:rPr>
-        <w:t>Componentes del servicio de IA:</w:t>
+        <w:t>Servicio de integración con IA (AIIntegrationService) con circuit breaker.</w:t>
+      </w:r>
+    </w:p>
+    <w:p>
+      <w:pPr>
+        <w:pStyle w:val="Prrafodelista"/>
+        <w:numPr>
+          <w:ilvl w:val="0"/>
+          <w:numId w:val="2"/>
+        </w:numPr>
+      </w:pPr>
+      <w:r>
+        <w:t>API de interoperabilidad institucional (MINSA/DIRESA/SINADEF): autenticación por API Key, control de alcances (scopes), límite de solicitudes y bitácora de auditoría.</w:t>
       </w:r>
     </w:p>
     <w:p>
@@ -15054,7 +15587,20 @@
         <w:jc w:val="both"/>
       </w:pPr>
       <w:r>
-        <w:t>Modelos de clasificación: Random Forest, XGBoost y MLP.</w:t>
+        <w:t>Motor de alertas y generador de reportes.</w:t>
+      </w:r>
+    </w:p>
+    <w:p>
+      <w:pPr>
+        <w:spacing w:after="120" w:line="276" w:lineRule="auto"/>
+        <w:jc w:val="both"/>
+      </w:pPr>
+      <w:r>
+        <w:rPr>
+          <w:b/>
+          <w:bCs/>
+        </w:rPr>
+        <w:t>Componentes del servicio de IA:</w:t>
       </w:r>
     </w:p>
     <w:p>
@@ -15068,7 +15614,7 @@
         <w:jc w:val="both"/>
       </w:pPr>
       <w:r>
-        <w:t>CNN para el análisis espectral del audio de tos.</w:t>
+        <w:t>Modelos de clasificación: Random Forest, XGBoost y MLP.</w:t>
       </w:r>
     </w:p>
     <w:p>
@@ -15082,7 +15628,33 @@
         <w:jc w:val="both"/>
       </w:pPr>
       <w:r>
+        <w:t>CNN para el análisis espectral del audio de tos.</w:t>
+      </w:r>
+    </w:p>
+    <w:p>
+      <w:pPr>
+        <w:pStyle w:val="Prrafodelista"/>
+        <w:numPr>
+          <w:ilvl w:val="0"/>
+          <w:numId w:val="2"/>
+        </w:numPr>
+        <w:spacing w:after="60" w:line="264" w:lineRule="auto"/>
+        <w:jc w:val="both"/>
+      </w:pPr>
+      <w:r>
         <w:t>EmergencyRuleSystem (reglas previas) y MedicalValidationRules (validación posterior).</w:t>
+      </w:r>
+    </w:p>
+    <w:p>
+      <w:pPr>
+        <w:pStyle w:val="Prrafodelista"/>
+        <w:numPr>
+          <w:ilvl w:val="0"/>
+          <w:numId w:val="2"/>
+        </w:numPr>
+      </w:pPr>
+      <w:r>
+        <w:t>Capa de validación clínica con datos de wearables (frecuencia cardíaca, SpO2), con reversión automática al resultado del modelo si el dato no es confiable.</w:t>
       </w:r>
     </w:p>
     <w:p>
@@ -15587,6 +16159,28 @@
                 <w:szCs w:val="19"/>
               </w:rPr>
               <w:t>Encadena preprocesamiento → reglas → modelos → validación → explicación.</w:t>
+            </w:r>
+          </w:p>
+        </w:tc>
+      </w:tr>
+      <w:tr>
+        <w:tc>
+          <w:tcPr>
+            <w:tcW w:type="dxa" w:w="2600"/>
+          </w:tcPr>
+          <w:p>
+            <w:r>
+              <w:t>API Key + Scopes</w:t>
+            </w:r>
+          </w:p>
+        </w:tc>
+        <w:tc>
+          <w:tcPr>
+            <w:tcW w:type="dxa" w:w="5360"/>
+          </w:tcPr>
+          <w:p>
+            <w:r>
+              <w:t>Autentica y autoriza a sistemas institucionales externos (MINSA/DIRESA/SINADEF) por alcance, con límite de solicitudes y auditoría.</w:t>
             </w:r>
           </w:p>
         </w:tc>
@@ -19630,6 +20224,18 @@
     </w:lvlOverride>
   </w:num>
   <w:num w:numId="105" w16cid:durableId="1881361985">
+    <w:abstractNumId w:val="2"/>
+    <w:lvlOverride w:ilvl="0">
+      <w:startOverride w:val="1"/>
+    </w:lvlOverride>
+  </w:num>
+  <w:num w:numId="105">
+    <w:abstractNumId w:val="2"/>
+    <w:lvlOverride w:ilvl="0">
+      <w:startOverride w:val="1"/>
+    </w:lvlOverride>
+  </w:num>
+  <w:num w:numId="106">
     <w:abstractNumId w:val="2"/>
     <w:lvlOverride w:ilvl="0">
       <w:startOverride w:val="1"/>
